--- a/app/forms/incident_form_template.docx
+++ b/app/forms/incident_form_template.docx
@@ -196,7 +196,6 @@
               <w:spacing w:line="324.00000000000006" w:lineRule="auto"/>
               <w:rPr>
                 <w:rFonts w:ascii="Courier New" w:cs="Courier New" w:eastAsia="Courier New" w:hAnsi="Courier New"/>
-                <w:color w:val="001080"/>
                 <w:sz w:val="20"/>
                 <w:szCs w:val="20"/>
               </w:rPr>
@@ -204,7 +203,6 @@
             <w:r>
               <w:rPr>
                 <w:rFonts w:ascii="Courier New" w:cs="Courier New" w:eastAsia="Courier New" w:hAnsi="Courier New"/>
-                <w:color w:val="001080"/>
                 <w:sz w:val="20"/>
                 <w:szCs w:val="20"/>
                 <w:rtl w:val="0"/>
